--- a/downloads/BeginnerGuide/usingElements/output.docx
+++ b/downloads/BeginnerGuide/usingElements/output.docx
@@ -1,6 +1,6 @@
 
 <file path=word/document.xml><?xml version="1.0" encoding="utf-8"?>
-<w:document xmlns:wpc="http://schemas.microsoft.com/office/word/2010/wordprocessingCanvas" xmlns:cx="http://schemas.microsoft.com/office/drawing/2014/chartex" xmlns:cx1="http://schemas.microsoft.com/office/drawing/2015/9/8/chartex" xmlns:cx2="http://schemas.microsoft.com/office/drawing/2015/10/21/chartex" xmlns:cx3="http://schemas.microsoft.com/office/drawing/2016/5/9/chartex" xmlns:cx4="http://schemas.microsoft.com/office/drawing/2016/5/10/chartex" xmlns:cx5="http://schemas.microsoft.com/office/drawing/2016/5/11/chartex" xmlns:cx6="http://schemas.microsoft.com/office/drawing/2016/5/12/chartex" xmlns:cx7="http://schemas.microsoft.com/office/drawing/2016/5/13/chartex" xmlns:cx8="http://schemas.microsoft.com/office/drawing/2016/5/14/chartex" xmlns:mc="http://schemas.openxmlformats.org/markup-compatibility/2006" xmlns:aink="http://schemas.microsoft.com/office/drawing/2016/ink" xmlns:am3d="http://schemas.microsoft.com/office/drawing/2017/model3d" xmlns:o="urn:schemas-microsoft-com:office:office" xmlns:r="http://schemas.openxmlformats.org/officeDocument/2006/relationships" xmlns:m="http://schemas.openxmlformats.org/officeDocument/2006/math" xmlns:v="urn:schemas-microsoft-com:vml" xmlns:wp14="http://schemas.microsoft.com/office/word/2010/wordprocessingDrawing" xmlns:wp="http://schemas.openxmlformats.org/drawingml/2006/wordprocessingDrawing" xmlns:w10="urn:schemas-microsoft-com:office:word" xmlns:w="http://schemas.openxmlformats.org/wordprocessingml/2006/main" xmlns:w14="http://schemas.microsoft.com/office/word/2010/wordml" xmlns:w15="http://schemas.microsoft.com/office/word/2012/wordml" xmlns:w16cex="http://schemas.microsoft.com/office/word/2018/wordml/cex" xmlns:w16cid="http://schemas.microsoft.com/office/word/2016/wordml/cid" xmlns:w16="http://schemas.microsoft.com/office/word/2018/wordml" xmlns:w16sdtdh="http://schemas.microsoft.com/office/word/2020/wordml/sdtdatahash" xmlns:w16se="http://schemas.microsoft.com/office/word/2015/wordml/symex" xmlns:wpg="http://schemas.microsoft.com/office/word/2010/wordprocessingGroup" xmlns:wpi="http://schemas.microsoft.com/office/word/2010/wordprocessingInk" xmlns:wne="http://schemas.microsoft.com/office/word/2006/wordml" xmlns:wps="http://schemas.microsoft.com/office/word/2010/wordprocessingShape" mc:Ignorable="w14 w15 w16se w16cid w16 w16cex w16sdtdh wp14">
+<w:document xmlns:wpc="http://schemas.microsoft.com/office/word/2010/wordprocessingCanvas" xmlns:cx="http://schemas.microsoft.com/office/drawing/2014/chartex" xmlns:cx1="http://schemas.microsoft.com/office/drawing/2015/9/8/chartex" xmlns:cx2="http://schemas.microsoft.com/office/drawing/2015/10/21/chartex" xmlns:cx3="http://schemas.microsoft.com/office/drawing/2016/5/9/chartex" xmlns:cx4="http://schemas.microsoft.com/office/drawing/2016/5/10/chartex" xmlns:cx5="http://schemas.microsoft.com/office/drawing/2016/5/11/chartex" xmlns:cx6="http://schemas.microsoft.com/office/drawing/2016/5/12/chartex" xmlns:cx7="http://schemas.microsoft.com/office/drawing/2016/5/13/chartex" xmlns:cx8="http://schemas.microsoft.com/office/drawing/2016/5/14/chartex" xmlns:mc="http://schemas.openxmlformats.org/markup-compatibility/2006" xmlns:aink="http://schemas.microsoft.com/office/drawing/2016/ink" xmlns:am3d="http://schemas.microsoft.com/office/drawing/2017/model3d" xmlns:o="urn:schemas-microsoft-com:office:office" xmlns:oel="http://schemas.microsoft.com/office/2019/extlst" xmlns:r="http://schemas.openxmlformats.org/officeDocument/2006/relationships" xmlns:m="http://schemas.openxmlformats.org/officeDocument/2006/math" xmlns:v="urn:schemas-microsoft-com:vml" xmlns:wp14="http://schemas.microsoft.com/office/word/2010/wordprocessingDrawing" xmlns:wp="http://schemas.openxmlformats.org/drawingml/2006/wordprocessingDrawing" xmlns:w10="urn:schemas-microsoft-com:office:word" xmlns:w="http://schemas.openxmlformats.org/wordprocessingml/2006/main" xmlns:w14="http://schemas.microsoft.com/office/word/2010/wordml" xmlns:w15="http://schemas.microsoft.com/office/word/2012/wordml" xmlns:w16cex="http://schemas.microsoft.com/office/word/2018/wordml/cex" xmlns:w16cid="http://schemas.microsoft.com/office/word/2016/wordml/cid" xmlns:w16="http://schemas.microsoft.com/office/word/2018/wordml" xmlns:w16du="http://schemas.microsoft.com/office/word/2023/wordml/word16du" xmlns:w16sdtdh="http://schemas.microsoft.com/office/word/2020/wordml/sdtdatahash" xmlns:w16se="http://schemas.microsoft.com/office/word/2015/wordml/symex" xmlns:wpg="http://schemas.microsoft.com/office/word/2010/wordprocessingGroup" xmlns:wpi="http://schemas.microsoft.com/office/word/2010/wordprocessingInk" xmlns:wne="http://schemas.microsoft.com/office/word/2006/wordml" xmlns:wps="http://schemas.microsoft.com/office/word/2010/wordprocessingShape" mc:Ignorable="w14 w15 w16se w16cid w16 w16cex w16sdtdh w16du wp14">
   <w:body>
     <w:p>
       <w:r>
@@ -8,7 +8,7 @@
           <w:noProof/>
         </w:rPr>
         <w:drawing>
-          <wp:inline distT="0" distB="0" distL="0" distR="0">
+          <wp:inline distT="0" distB="0" distL="0" distR="0" wp14:anchorId="678FD4C5" wp14:editId="13E26E7F">
             <wp:extent cx="4189268" cy="781050"/>
             <wp:effectExtent l="0" t="0" r="0" b="0"/>
             <wp:docPr id="2" name="Picture 2"/>
@@ -135,6 +135,7 @@
         </w:rPr>
         <w:t xml:space="preserve"/>
       </w:r>
+      <w:proofErr w:type="spellStart"/>
       <w:r>
         <w:rPr>
           <w:sz w:val="24"/>
@@ -142,6 +143,7 @@
         </w:rPr>
         <w:t/>
       </w:r>
+      <w:proofErr w:type="spellEnd"/>
       <w:r>
         <w:rPr>
           <w:sz w:val="24"/>
@@ -187,7 +189,106 @@
         </w:rPr>
         <w:t xml:space="preserve"/>
       </w:r>
+      <w:r>
+        <w:rPr>
+          <w:sz w:val="24"/>
+          <w:szCs w:val="22"/>
+        </w:rPr>
+        <w:t xml:space="preserve">AutoLink including hyperlinks like </w:t>
+      </w:r>
       <w:hyperlink r:id="rId10" w:history="1" w:tgtFrame="_blank">
+        <w:r>
+          <w:rPr>
+            <w:rStyle w:val="Hyperlink"/>
+          </w:rPr>
+          <w:t>https://www.cloudofficeprint.com</w:t>
+        </w:r>
+      </w:hyperlink>
+      <w:r>
+        <w:t xml:space="preserve"/>
+      </w:r>
+      <w:r>
+        <w:rPr>
+          <w:sz w:val="24"/>
+          <w:szCs w:val="22"/>
+        </w:rPr>
+        <w:t xml:space="preserve"> and other mail like </w:t>
+      </w:r>
+      <w:hyperlink r:id="rId11" w:history="1" w:tgtFrame="_blank">
+        <w:r>
+          <w:rPr>
+            <w:rStyle w:val="Hyperlink"/>
+          </w:rPr>
+          <w:t>info@cloudofficeprint.com</w:t>
+        </w:r>
+      </w:hyperlink>
+      <w:r>
+        <w:t xml:space="preserve"/>
+      </w:r>
+      <w:r>
+        <w:rPr>
+          <w:sz w:val="24"/>
+          <w:szCs w:val="22"/>
+        </w:rPr>
+        <w:t xml:space="preserve"> and text combined</w:t>
+      </w:r>
+      <w:proofErr w:type="spellStart"/>
+      <w:r>
+        <w:rPr>
+          <w:sz w:val="24"/>
+          <w:szCs w:val="22"/>
+        </w:rPr>
+        <w:t/>
+      </w:r>
+      <w:proofErr w:type="spellEnd"/>
+      <w:r>
+        <w:rPr>
+          <w:sz w:val="24"/>
+          <w:szCs w:val="22"/>
+        </w:rPr>
+        <w:t/>
+      </w:r>
+    </w:p>
+    <w:p>
+      <w:pPr>
+        <w:rPr>
+          <w:sz w:val="24"/>
+          <w:szCs w:val="22"/>
+        </w:rPr>
+      </w:pPr>
+    </w:p>
+    <w:p>
+      <w:pPr>
+        <w:rPr>
+          <w:sz w:val="24"/>
+          <w:szCs w:val="22"/>
+        </w:rPr>
+      </w:pPr>
+      <w:proofErr w:type="spellStart"/>
+      <w:r>
+        <w:rPr>
+          <w:sz w:val="24"/>
+          <w:szCs w:val="22"/>
+        </w:rPr>
+        <w:t>HyperLink</w:t>
+      </w:r>
+      <w:proofErr w:type="spellEnd"/>
+    </w:p>
+    <w:p>
+      <w:pPr>
+        <w:rPr>
+          <w:sz w:val="24"/>
+          <w:szCs w:val="22"/>
+        </w:rPr>
+      </w:pPr>
+      <w:r>
+        <w:rPr>
+          <w:sz w:val="24"/>
+          <w:szCs w:val="22"/>
+        </w:rPr>
+        <w:t xml:space="preserve"/>
+      </w:r>
+      <w:hyperlink r:id="rId12" w:history="1" w:tgtFrame="_blank">
         <w:r>
           <w:rPr>
             <w:rStyle w:val="Hyperlink"/>
@@ -198,28 +299,44 @@
       <w:r>
         <w:t xml:space="preserve"/>
       </w:r>
-    </w:p>
-    <w:p>
-      <w:pPr>
-        <w:rPr>
-          <w:sz w:val="24"/>
-          <w:szCs w:val="22"/>
-        </w:rPr>
-      </w:pPr>
-    </w:p>
-    <w:p>
-      <w:pPr>
-        <w:rPr>
-          <w:sz w:val="24"/>
-          <w:szCs w:val="22"/>
-        </w:rPr>
-      </w:pPr>
-      <w:r>
-        <w:rPr>
-          <w:sz w:val="24"/>
-          <w:szCs w:val="22"/>
-        </w:rPr>
-        <w:t>HyperLink</w:t>
+      <w:proofErr w:type="spellStart"/>
+      <w:r>
+        <w:rPr>
+          <w:sz w:val="24"/>
+          <w:szCs w:val="22"/>
+        </w:rPr>
+        <w:t/>
+      </w:r>
+      <w:proofErr w:type="spellEnd"/>
+      <w:r>
+        <w:rPr>
+          <w:sz w:val="24"/>
+          <w:szCs w:val="22"/>
+        </w:rPr>
+        <w:t/>
+      </w:r>
+    </w:p>
+    <w:p>
+      <w:pPr>
+        <w:rPr>
+          <w:sz w:val="24"/>
+          <w:szCs w:val="22"/>
+        </w:rPr>
+      </w:pPr>
+    </w:p>
+    <w:p>
+      <w:pPr>
+        <w:rPr>
+          <w:sz w:val="24"/>
+          <w:szCs w:val="22"/>
+        </w:rPr>
+      </w:pPr>
+      <w:r>
+        <w:rPr>
+          <w:sz w:val="24"/>
+          <w:szCs w:val="22"/>
+        </w:rPr>
+        <w:t>Styled Property</w:t>
       </w:r>
     </w:p>
     <w:p>
@@ -236,17 +353,7 @@
         </w:rPr>
         <w:t xml:space="preserve"/>
       </w:r>
-      <w:hyperlink r:id="rId11" w:history="1" w:tgtFrame="_blank">
-        <w:r>
-          <w:rPr>
-            <w:rStyle w:val="Hyperlink"/>
-          </w:rPr>
-          <w:t>Visit COP</w:t>
-        </w:r>
-      </w:hyperlink>
-      <w:r>
-        <w:t xml:space="preserve"/>
-      </w:r>
+      <w:proofErr w:type="spellStart"/>
       <w:r>
         <w:rPr>
           <w:sz w:val="24"/>
@@ -254,6 +361,7 @@
         </w:rPr>
         <w:t/>
       </w:r>
+      <w:proofErr w:type="spellEnd"/>
       <w:r>
         <w:rPr>
           <w:sz w:val="24"/>
@@ -264,79 +372,6 @@
     </w:p>
     <w:p>
       <w:pPr>
-        <w:rPr>
-          <w:sz w:val="24"/>
-          <w:szCs w:val="22"/>
-        </w:rPr>
-      </w:pPr>
-    </w:p>
-    <w:p>
-      <w:pPr>
-        <w:rPr>
-          <w:sz w:val="24"/>
-          <w:szCs w:val="22"/>
-        </w:rPr>
-      </w:pPr>
-      <w:r>
-        <w:rPr>
-          <w:sz w:val="24"/>
-          <w:szCs w:val="22"/>
-        </w:rPr>
-        <w:t>Styled Property</w:t>
-      </w:r>
-    </w:p>
-    <w:p>
-      <w:pPr>
-        <w:rPr>
-          <w:sz w:val="24"/>
-          <w:szCs w:val="22"/>
-        </w:rPr>
-      </w:pPr>
-      <w:r>
-        <w:rPr>
-          <w:sz w:val="24"/>
-          <w:szCs w:val="22"/>
-        </w:rPr>
-        <w:t xml:space="preserve"/>
-      </w:r>
-      <w:r>
-        <w:rPr>
-          <w:sz w:val="50"/>
-          <w:szCs w:val="50"/>
-          <w:rFonts w:ascii="Aerial" w:hAnsi="Aerial"/>
-          <w:color w:val="ff00ff"/>
-          <w:b/>
-          <w:bCs/>
-          <w:i/>
-          <w:iCs/>
-          <w:highlight w:val="darkMagenta"/>
-        </w:rPr>
-        <w:t>DemoCustomerName</w:t>
-      </w:r>
-      <w:r>
-        <w:rPr>
-          <w:sz w:val="24"/>
-          <w:szCs w:val="22"/>
-        </w:rPr>
-        <w:t/>
-      </w:r>
-      <w:r>
-        <w:rPr>
-          <w:sz w:val="24"/>
-          <w:szCs w:val="22"/>
-        </w:rPr>
-        <w:t/>
-      </w:r>
-      <w:r>
-        <w:rPr>
-          <w:sz w:val="24"/>
-          <w:szCs w:val="22"/>
-        </w:rPr>
-        <w:t/>
-      </w:r>
-    </w:p>
-    <w:p>
-      <w:pPr>
         <w:jc w:val="center"/>
       </w:pPr>
     </w:p>
@@ -355,6 +390,7 @@
       </w:r>
     </w:p>
     <w:p>
+      <w:proofErr w:type="gramStart"/>
       <w:r>
         <w:t xml:space="preserve"/>
         <w:object w:dxaOrig="1543" w:dyaOrig="995">
@@ -378,13 +414,106 @@
             <o:lock v:ext="edit" aspectratio="t"/>
           </v:shapetype>
           <v:shape id="_x0000_i1025" type="#_x0000_t75" style="width:32pt;height:32pt" o:ole="">
-            <v:imagedata r:id="rId13" o:title=""/>
+            <v:imagedata r:id="rId14" o:title=""/>
           </v:shape>
-          <o:OLEObject Type="Embed" ProgID="Word.Document.12" ShapeID="_x0000_i1025" DrawAspect="Icon" ObjectID="_164602955412" r:id="rId12"/>
+          <o:OLEObject Type="Embed" ProgID="Word.Document.12" ShapeID="_x0000_i1025" DrawAspect="Icon" ObjectID="_164602955413" r:id="rId13"/>
         </w:object>
         <w:t xml:space="preserve"/>
       </w:r>
-    </w:p>
+      <w:proofErr w:type="gramEnd"/>
+      <w:r>
+        <w:t xml:space="preserve"/>
+      </w:r>
+    </w:p>
+    <w:p>
+      <w:pPr>
+        <w:jc w:val="center"/>
+      </w:pPr>
+    </w:p>
+    <w:p>
+      <w:pPr>
+        <w:jc w:val="center"/>
+        <w:rPr>
+          <w:b/>
+          <w:bCs/>
+          <w:sz w:val="32"/>
+          <w:szCs w:val="32"/>
+        </w:rPr>
+      </w:pPr>
+    </w:p>
+    <w:p>
+      <w:pPr>
+        <w:jc w:val="center"/>
+        <w:rPr>
+          <w:b/>
+          <w:bCs/>
+          <w:sz w:val="32"/>
+          <w:szCs w:val="32"/>
+        </w:rPr>
+      </w:pPr>
+    </w:p>
+    <w:p>
+      <w:pPr>
+        <w:jc w:val="center"/>
+        <w:rPr>
+          <w:b/>
+          <w:bCs/>
+          <w:sz w:val="32"/>
+          <w:szCs w:val="32"/>
+        </w:rPr>
+      </w:pPr>
+    </w:p>
+    <w:p>
+      <w:pPr>
+        <w:jc w:val="center"/>
+        <w:rPr>
+          <w:b/>
+          <w:bCs/>
+          <w:sz w:val="32"/>
+          <w:szCs w:val="32"/>
+        </w:rPr>
+      </w:pPr>
+      <w:r>
+        <w:rPr>
+          <w:b/>
+          <w:bCs/>
+          <w:sz w:val="32"/>
+          <w:szCs w:val="32"/>
+        </w:rPr>
+        <w:lastRenderedPageBreak/>
+        <w:t>Border and Cell Styles</w:t>
+      </w:r>
+    </w:p>
+    <w:tbl>
+      <w:tblPr>
+        <w:tblStyle w:val="TableGrid"/>
+        <w:tblW w:w="0" w:type="auto"/>
+        <w:tblLook w:val="04A0" w:firstRow="1" w:lastRow="0" w:firstColumn="1" w:lastColumn="0" w:noHBand="0" w:noVBand="1"/>
+      </w:tblPr>
+      <w:tblGrid>
+        <w:gridCol w:w="9350"/>
+      </w:tblGrid>
+      <w:tr>
+        <w:tc>
+          <w:tcPr>
+            <w:tcW w:w="9350" w:type="dxa"/>
+          </w:tcPr>
+          <w:p>
+            <w:r>
+              <w:t xml:space="preserve"/>
+            </w:r>
+            <w:proofErr w:type="spellStart"/>
+            <w:r>
+              <w:t/>
+            </w:r>
+            <w:proofErr w:type="spellEnd"/>
+            <w:r>
+              <w:t/>
+            </w:r>
+          </w:p>
+        </w:tc>
+      </w:tr>
+    </w:tbl>
     <w:p>
       <w:pPr>
         <w:jc w:val="center"/>
@@ -402,7 +531,7 @@
 </file>
 
 <file path=word/endnotes.xml><?xml version="1.0" encoding="utf-8"?>
-<w:endnotes xmlns:wpc="http://schemas.microsoft.com/office/word/2010/wordprocessingCanvas" xmlns:cx="http://schemas.microsoft.com/office/drawing/2014/chartex" xmlns:cx1="http://schemas.microsoft.com/office/drawing/2015/9/8/chartex" xmlns:cx2="http://schemas.microsoft.com/office/drawing/2015/10/21/chartex" xmlns:cx3="http://schemas.microsoft.com/office/drawing/2016/5/9/chartex" xmlns:cx4="http://schemas.microsoft.com/office/drawing/2016/5/10/chartex" xmlns:cx5="http://schemas.microsoft.com/office/drawing/2016/5/11/chartex" xmlns:cx6="http://schemas.microsoft.com/office/drawing/2016/5/12/chartex" xmlns:cx7="http://schemas.microsoft.com/office/drawing/2016/5/13/chartex" xmlns:cx8="http://schemas.microsoft.com/office/drawing/2016/5/14/chartex" xmlns:mc="http://schemas.openxmlformats.org/markup-compatibility/2006" xmlns:aink="http://schemas.microsoft.com/office/drawing/2016/ink" xmlns:am3d="http://schemas.microsoft.com/office/drawing/2017/model3d" xmlns:o="urn:schemas-microsoft-com:office:office" xmlns:r="http://schemas.openxmlformats.org/officeDocument/2006/relationships" xmlns:m="http://schemas.openxmlformats.org/officeDocument/2006/math" xmlns:v="urn:schemas-microsoft-com:vml" xmlns:wp14="http://schemas.microsoft.com/office/word/2010/wordprocessingDrawing" xmlns:wp="http://schemas.openxmlformats.org/drawingml/2006/wordprocessingDrawing" xmlns:w10="urn:schemas-microsoft-com:office:word" xmlns:w="http://schemas.openxmlformats.org/wordprocessingml/2006/main" xmlns:w14="http://schemas.microsoft.com/office/word/2010/wordml" xmlns:w15="http://schemas.microsoft.com/office/word/2012/wordml" xmlns:w16cex="http://schemas.microsoft.com/office/word/2018/wordml/cex" xmlns:w16cid="http://schemas.microsoft.com/office/word/2016/wordml/cid" xmlns:w16="http://schemas.microsoft.com/office/word/2018/wordml" xmlns:w16sdtdh="http://schemas.microsoft.com/office/word/2020/wordml/sdtdatahash" xmlns:w16se="http://schemas.microsoft.com/office/word/2015/wordml/symex" xmlns:wpg="http://schemas.microsoft.com/office/word/2010/wordprocessingGroup" xmlns:wpi="http://schemas.microsoft.com/office/word/2010/wordprocessingInk" xmlns:wne="http://schemas.microsoft.com/office/word/2006/wordml" xmlns:wps="http://schemas.microsoft.com/office/word/2010/wordprocessingShape" mc:Ignorable="w14 w15 w16se w16cid w16 w16cex w16sdtdh wp14">
+<w:endnotes xmlns:wpc="http://schemas.microsoft.com/office/word/2010/wordprocessingCanvas" xmlns:cx="http://schemas.microsoft.com/office/drawing/2014/chartex" xmlns:cx1="http://schemas.microsoft.com/office/drawing/2015/9/8/chartex" xmlns:cx2="http://schemas.microsoft.com/office/drawing/2015/10/21/chartex" xmlns:cx3="http://schemas.microsoft.com/office/drawing/2016/5/9/chartex" xmlns:cx4="http://schemas.microsoft.com/office/drawing/2016/5/10/chartex" xmlns:cx5="http://schemas.microsoft.com/office/drawing/2016/5/11/chartex" xmlns:cx6="http://schemas.microsoft.com/office/drawing/2016/5/12/chartex" xmlns:cx7="http://schemas.microsoft.com/office/drawing/2016/5/13/chartex" xmlns:cx8="http://schemas.microsoft.com/office/drawing/2016/5/14/chartex" xmlns:mc="http://schemas.openxmlformats.org/markup-compatibility/2006" xmlns:aink="http://schemas.microsoft.com/office/drawing/2016/ink" xmlns:am3d="http://schemas.microsoft.com/office/drawing/2017/model3d" xmlns:o="urn:schemas-microsoft-com:office:office" xmlns:oel="http://schemas.microsoft.com/office/2019/extlst" xmlns:r="http://schemas.openxmlformats.org/officeDocument/2006/relationships" xmlns:m="http://schemas.openxmlformats.org/officeDocument/2006/math" xmlns:v="urn:schemas-microsoft-com:vml" xmlns:wp14="http://schemas.microsoft.com/office/word/2010/wordprocessingDrawing" xmlns:wp="http://schemas.openxmlformats.org/drawingml/2006/wordprocessingDrawing" xmlns:w10="urn:schemas-microsoft-com:office:word" xmlns:w="http://schemas.openxmlformats.org/wordprocessingml/2006/main" xmlns:w14="http://schemas.microsoft.com/office/word/2010/wordml" xmlns:w15="http://schemas.microsoft.com/office/word/2012/wordml" xmlns:w16cex="http://schemas.microsoft.com/office/word/2018/wordml/cex" xmlns:w16cid="http://schemas.microsoft.com/office/word/2016/wordml/cid" xmlns:w16="http://schemas.microsoft.com/office/word/2018/wordml" xmlns:w16du="http://schemas.microsoft.com/office/word/2023/wordml/word16du" xmlns:w16sdtdh="http://schemas.microsoft.com/office/word/2020/wordml/sdtdatahash" xmlns:w16se="http://schemas.microsoft.com/office/word/2015/wordml/symex" xmlns:wpg="http://schemas.microsoft.com/office/word/2010/wordprocessingGroup" xmlns:wpi="http://schemas.microsoft.com/office/word/2010/wordprocessingInk" xmlns:wne="http://schemas.microsoft.com/office/word/2006/wordml" xmlns:wps="http://schemas.microsoft.com/office/word/2010/wordprocessingShape" mc:Ignorable="w14 w15 w16se w16cid w16 w16cex w16sdtdh w16du wp14">
   <w:endnote w:type="separator" w:id="-1">
     <w:p>
       <w:pPr>
@@ -427,7 +556,7 @@
 </file>
 
 <file path=word/footnotes.xml><?xml version="1.0" encoding="utf-8"?>
-<w:footnotes xmlns:wpc="http://schemas.microsoft.com/office/word/2010/wordprocessingCanvas" xmlns:cx="http://schemas.microsoft.com/office/drawing/2014/chartex" xmlns:cx1="http://schemas.microsoft.com/office/drawing/2015/9/8/chartex" xmlns:cx2="http://schemas.microsoft.com/office/drawing/2015/10/21/chartex" xmlns:cx3="http://schemas.microsoft.com/office/drawing/2016/5/9/chartex" xmlns:cx4="http://schemas.microsoft.com/office/drawing/2016/5/10/chartex" xmlns:cx5="http://schemas.microsoft.com/office/drawing/2016/5/11/chartex" xmlns:cx6="http://schemas.microsoft.com/office/drawing/2016/5/12/chartex" xmlns:cx7="http://schemas.microsoft.com/office/drawing/2016/5/13/chartex" xmlns:cx8="http://schemas.microsoft.com/office/drawing/2016/5/14/chartex" xmlns:mc="http://schemas.openxmlformats.org/markup-compatibility/2006" xmlns:aink="http://schemas.microsoft.com/office/drawing/2016/ink" xmlns:am3d="http://schemas.microsoft.com/office/drawing/2017/model3d" xmlns:o="urn:schemas-microsoft-com:office:office" xmlns:r="http://schemas.openxmlformats.org/officeDocument/2006/relationships" xmlns:m="http://schemas.openxmlformats.org/officeDocument/2006/math" xmlns:v="urn:schemas-microsoft-com:vml" xmlns:wp14="http://schemas.microsoft.com/office/word/2010/wordprocessingDrawing" xmlns:wp="http://schemas.openxmlformats.org/drawingml/2006/wordprocessingDrawing" xmlns:w10="urn:schemas-microsoft-com:office:word" xmlns:w="http://schemas.openxmlformats.org/wordprocessingml/2006/main" xmlns:w14="http://schemas.microsoft.com/office/word/2010/wordml" xmlns:w15="http://schemas.microsoft.com/office/word/2012/wordml" xmlns:w16cex="http://schemas.microsoft.com/office/word/2018/wordml/cex" xmlns:w16cid="http://schemas.microsoft.com/office/word/2016/wordml/cid" xmlns:w16="http://schemas.microsoft.com/office/word/2018/wordml" xmlns:w16sdtdh="http://schemas.microsoft.com/office/word/2020/wordml/sdtdatahash" xmlns:w16se="http://schemas.microsoft.com/office/word/2015/wordml/symex" xmlns:wpg="http://schemas.microsoft.com/office/word/2010/wordprocessingGroup" xmlns:wpi="http://schemas.microsoft.com/office/word/2010/wordprocessingInk" xmlns:wne="http://schemas.microsoft.com/office/word/2006/wordml" xmlns:wps="http://schemas.microsoft.com/office/word/2010/wordprocessingShape" mc:Ignorable="w14 w15 w16se w16cid w16 w16cex w16sdtdh wp14">
+<w:footnotes xmlns:wpc="http://schemas.microsoft.com/office/word/2010/wordprocessingCanvas" xmlns:cx="http://schemas.microsoft.com/office/drawing/2014/chartex" xmlns:cx1="http://schemas.microsoft.com/office/drawing/2015/9/8/chartex" xmlns:cx2="http://schemas.microsoft.com/office/drawing/2015/10/21/chartex" xmlns:cx3="http://schemas.microsoft.com/office/drawing/2016/5/9/chartex" xmlns:cx4="http://schemas.microsoft.com/office/drawing/2016/5/10/chartex" xmlns:cx5="http://schemas.microsoft.com/office/drawing/2016/5/11/chartex" xmlns:cx6="http://schemas.microsoft.com/office/drawing/2016/5/12/chartex" xmlns:cx7="http://schemas.microsoft.com/office/drawing/2016/5/13/chartex" xmlns:cx8="http://schemas.microsoft.com/office/drawing/2016/5/14/chartex" xmlns:mc="http://schemas.openxmlformats.org/markup-compatibility/2006" xmlns:aink="http://schemas.microsoft.com/office/drawing/2016/ink" xmlns:am3d="http://schemas.microsoft.com/office/drawing/2017/model3d" xmlns:o="urn:schemas-microsoft-com:office:office" xmlns:oel="http://schemas.microsoft.com/office/2019/extlst" xmlns:r="http://schemas.openxmlformats.org/officeDocument/2006/relationships" xmlns:m="http://schemas.openxmlformats.org/officeDocument/2006/math" xmlns:v="urn:schemas-microsoft-com:vml" xmlns:wp14="http://schemas.microsoft.com/office/word/2010/wordprocessingDrawing" xmlns:wp="http://schemas.openxmlformats.org/drawingml/2006/wordprocessingDrawing" xmlns:w10="urn:schemas-microsoft-com:office:word" xmlns:w="http://schemas.openxmlformats.org/wordprocessingml/2006/main" xmlns:w14="http://schemas.microsoft.com/office/word/2010/wordml" xmlns:w15="http://schemas.microsoft.com/office/word/2012/wordml" xmlns:w16cex="http://schemas.microsoft.com/office/word/2018/wordml/cex" xmlns:w16cid="http://schemas.microsoft.com/office/word/2016/wordml/cid" xmlns:w16="http://schemas.microsoft.com/office/word/2018/wordml" xmlns:w16du="http://schemas.microsoft.com/office/word/2023/wordml/word16du" xmlns:w16sdtdh="http://schemas.microsoft.com/office/word/2020/wordml/sdtdatahash" xmlns:w16se="http://schemas.microsoft.com/office/word/2015/wordml/symex" xmlns:wpg="http://schemas.microsoft.com/office/word/2010/wordprocessingGroup" xmlns:wpi="http://schemas.microsoft.com/office/word/2010/wordprocessingInk" xmlns:wne="http://schemas.microsoft.com/office/word/2006/wordml" xmlns:wps="http://schemas.microsoft.com/office/word/2010/wordprocessingShape" mc:Ignorable="w14 w15 w16se w16cid w16 w16cex w16sdtdh w16du wp14">
   <w:footnote w:type="separator" w:id="-1">
     <w:p>
       <w:pPr>
@@ -452,13 +581,29 @@
 </file>
 
 <file path=word/header1.xml><?xml version="1.0" encoding="utf-8"?>
-<w:hdr xmlns:wpc="http://schemas.microsoft.com/office/word/2010/wordprocessingCanvas" xmlns:cx="http://schemas.microsoft.com/office/drawing/2014/chartex" xmlns:cx1="http://schemas.microsoft.com/office/drawing/2015/9/8/chartex" xmlns:cx2="http://schemas.microsoft.com/office/drawing/2015/10/21/chartex" xmlns:cx3="http://schemas.microsoft.com/office/drawing/2016/5/9/chartex" xmlns:cx4="http://schemas.microsoft.com/office/drawing/2016/5/10/chartex" xmlns:cx5="http://schemas.microsoft.com/office/drawing/2016/5/11/chartex" xmlns:cx6="http://schemas.microsoft.com/office/drawing/2016/5/12/chartex" xmlns:cx7="http://schemas.microsoft.com/office/drawing/2016/5/13/chartex" xmlns:cx8="http://schemas.microsoft.com/office/drawing/2016/5/14/chartex" xmlns:mc="http://schemas.openxmlformats.org/markup-compatibility/2006" xmlns:aink="http://schemas.microsoft.com/office/drawing/2016/ink" xmlns:am3d="http://schemas.microsoft.com/office/drawing/2017/model3d" xmlns:o="urn:schemas-microsoft-com:office:office" xmlns:r="http://schemas.openxmlformats.org/officeDocument/2006/relationships" xmlns:m="http://schemas.openxmlformats.org/officeDocument/2006/math" xmlns:v="urn:schemas-microsoft-com:vml" xmlns:wp14="http://schemas.microsoft.com/office/word/2010/wordprocessingDrawing" xmlns:wp="http://schemas.openxmlformats.org/drawingml/2006/wordprocessingDrawing" xmlns:w10="urn:schemas-microsoft-com:office:word" xmlns:w="http://schemas.openxmlformats.org/wordprocessingml/2006/main" xmlns:w14="http://schemas.microsoft.com/office/word/2010/wordml" xmlns:w15="http://schemas.microsoft.com/office/word/2012/wordml" xmlns:w16cex="http://schemas.microsoft.com/office/word/2018/wordml/cex" xmlns:w16cid="http://schemas.microsoft.com/office/word/2016/wordml/cid" xmlns:w16="http://schemas.microsoft.com/office/word/2018/wordml" xmlns:w16sdtdh="http://schemas.microsoft.com/office/word/2020/wordml/sdtdatahash" xmlns:w16se="http://schemas.microsoft.com/office/word/2015/wordml/symex" xmlns:wpg="http://schemas.microsoft.com/office/word/2010/wordprocessingGroup" xmlns:wpi="http://schemas.microsoft.com/office/word/2010/wordprocessingInk" xmlns:wne="http://schemas.microsoft.com/office/word/2006/wordml" xmlns:wps="http://schemas.microsoft.com/office/word/2010/wordprocessingShape" mc:Ignorable="w14 w15 w16se w16cid w16 w16cex w16sdtdh wp14">
+<w:hdr xmlns:wpc="http://schemas.microsoft.com/office/word/2010/wordprocessingCanvas" xmlns:cx="http://schemas.microsoft.com/office/drawing/2014/chartex" xmlns:cx1="http://schemas.microsoft.com/office/drawing/2015/9/8/chartex" xmlns:cx2="http://schemas.microsoft.com/office/drawing/2015/10/21/chartex" xmlns:cx3="http://schemas.microsoft.com/office/drawing/2016/5/9/chartex" xmlns:cx4="http://schemas.microsoft.com/office/drawing/2016/5/10/chartex" xmlns:cx5="http://schemas.microsoft.com/office/drawing/2016/5/11/chartex" xmlns:cx6="http://schemas.microsoft.com/office/drawing/2016/5/12/chartex" xmlns:cx7="http://schemas.microsoft.com/office/drawing/2016/5/13/chartex" xmlns:cx8="http://schemas.microsoft.com/office/drawing/2016/5/14/chartex" xmlns:mc="http://schemas.openxmlformats.org/markup-compatibility/2006" xmlns:aink="http://schemas.microsoft.com/office/drawing/2016/ink" xmlns:am3d="http://schemas.microsoft.com/office/drawing/2017/model3d" xmlns:o="urn:schemas-microsoft-com:office:office" xmlns:oel="http://schemas.microsoft.com/office/2019/extlst" xmlns:r="http://schemas.openxmlformats.org/officeDocument/2006/relationships" xmlns:m="http://schemas.openxmlformats.org/officeDocument/2006/math" xmlns:v="urn:schemas-microsoft-com:vml" xmlns:wp14="http://schemas.microsoft.com/office/word/2010/wordprocessingDrawing" xmlns:wp="http://schemas.openxmlformats.org/drawingml/2006/wordprocessingDrawing" xmlns:w10="urn:schemas-microsoft-com:office:word" xmlns:w="http://schemas.openxmlformats.org/wordprocessingml/2006/main" xmlns:w14="http://schemas.microsoft.com/office/word/2010/wordml" xmlns:w15="http://schemas.microsoft.com/office/word/2012/wordml" xmlns:w16cex="http://schemas.microsoft.com/office/word/2018/wordml/cex" xmlns:w16cid="http://schemas.microsoft.com/office/word/2016/wordml/cid" xmlns:w16="http://schemas.microsoft.com/office/word/2018/wordml" xmlns:w16du="http://schemas.microsoft.com/office/word/2023/wordml/word16du" xmlns:w16sdtdh="http://schemas.microsoft.com/office/word/2020/wordml/sdtdatahash" xmlns:w16se="http://schemas.microsoft.com/office/word/2015/wordml/symex" xmlns:wpg="http://schemas.microsoft.com/office/word/2010/wordprocessingGroup" xmlns:wpi="http://schemas.microsoft.com/office/word/2010/wordprocessingInk" xmlns:wne="http://schemas.microsoft.com/office/word/2006/wordml" xmlns:wps="http://schemas.microsoft.com/office/word/2010/wordprocessingShape" mc:Ignorable="w14 w15 w16se w16cid w16 w16cex w16sdtdh w16du wp14">
   <w:p>
     <w:pPr>
       <w:pStyle w:val="Header"/>
     </w:pPr>
     <w:r>
       <w:t xml:space="preserve"/>
+    </w:r>
+    <w:proofErr w:type="spellStart"/>
+    <w:r>
+      <w:t/>
+    </w:r>
+    <w:proofErr w:type="spellEnd"/>
+    <w:r>
+      <w:t xml:space="preserve"/>
+    </w:r>
+    <w:proofErr w:type="spellStart"/>
+    <w:r>
+      <w:t/>
+    </w:r>
+    <w:proofErr w:type="spellEnd"/>
+    <w:r>
+      <w:t/>
     </w:r>
   </w:p>
   <w:p>
@@ -470,7 +615,7 @@
 </file>
 
 <file path=word/styles.xml><?xml version="1.0" encoding="utf-8"?>
-<w:styles xmlns:mc="http://schemas.openxmlformats.org/markup-compatibility/2006" xmlns:r="http://schemas.openxmlformats.org/officeDocument/2006/relationships" xmlns:w="http://schemas.openxmlformats.org/wordprocessingml/2006/main" xmlns:w14="http://schemas.microsoft.com/office/word/2010/wordml" xmlns:w15="http://schemas.microsoft.com/office/word/2012/wordml" xmlns:w16cex="http://schemas.microsoft.com/office/word/2018/wordml/cex" xmlns:w16cid="http://schemas.microsoft.com/office/word/2016/wordml/cid" xmlns:w16="http://schemas.microsoft.com/office/word/2018/wordml" xmlns:w16sdtdh="http://schemas.microsoft.com/office/word/2020/wordml/sdtdatahash" xmlns:w16se="http://schemas.microsoft.com/office/word/2015/wordml/symex" mc:Ignorable="w14 w15 w16se w16cid w16 w16cex w16sdtdh">
+<w:styles xmlns:mc="http://schemas.openxmlformats.org/markup-compatibility/2006" xmlns:r="http://schemas.openxmlformats.org/officeDocument/2006/relationships" xmlns:w="http://schemas.openxmlformats.org/wordprocessingml/2006/main" xmlns:w14="http://schemas.microsoft.com/office/word/2010/wordml" xmlns:w15="http://schemas.microsoft.com/office/word/2012/wordml" xmlns:w16cex="http://schemas.microsoft.com/office/word/2018/wordml/cex" xmlns:w16cid="http://schemas.microsoft.com/office/word/2016/wordml/cid" xmlns:w16="http://schemas.microsoft.com/office/word/2018/wordml" xmlns:w16du="http://schemas.microsoft.com/office/word/2023/wordml/word16du" xmlns:w16sdtdh="http://schemas.microsoft.com/office/word/2020/wordml/sdtdatahash" xmlns:w16se="http://schemas.microsoft.com/office/word/2015/wordml/symex" mc:Ignorable="w14 w15 w16se w16cid w16 w16cex w16sdtdh w16du">
   <w:docDefaults>
     <w:rPrDefault>
       <w:rPr>
@@ -955,6 +1100,55 @@
     <w:link w:val="Footer"/>
     <w:uiPriority w:val="99"/>
   </w:style>
+  <w:style w:type="table" w:styleId="TableGrid">
+    <w:name w:val="Table Grid"/>
+    <w:basedOn w:val="TableNormal"/>
+    <w:uiPriority w:val="39"/>
+    <w:rsid w:val="00E660FB"/>
+    <w:pPr>
+      <w:spacing w:after="0" w:line="240" w:lineRule="auto"/>
+    </w:pPr>
+    <w:tblPr>
+      <w:tblBorders>
+        <w:top w:val="single" w:sz="4" w:space="0" w:color="auto"/>
+        <w:left w:val="single" w:sz="4" w:space="0" w:color="auto"/>
+        <w:bottom w:val="single" w:sz="4" w:space="0" w:color="auto"/>
+        <w:right w:val="single" w:sz="4" w:space="0" w:color="auto"/>
+        <w:insideH w:val="single" w:sz="4" w:space="0" w:color="auto"/>
+        <w:insideV w:val="single" w:sz="4" w:space="0" w:color="auto"/>
+      </w:tblBorders>
+    </w:tblPr>
+  </w:style>
+  <w:style w:type="paragraph" w:styleId="HTMLPreformatted">
+    <w:name w:val="HTML Preformatted"/>
+    <w:basedOn w:val="Normal"/>
+    <w:link w:val="HTMLPreformattedChar"/>
+    <w:uiPriority w:val="99"/>
+    <w:semiHidden/>
+    <w:unhideWhenUsed/>
+    <w:rsid w:val="003449AA"/>
+    <w:pPr>
+      <w:spacing w:after="0" w:line="240" w:lineRule="auto"/>
+    </w:pPr>
+    <w:rPr>
+      <w:rFonts w:ascii="Consolas" w:hAnsi="Consolas"/>
+      <w:sz w:val="20"/>
+      <w:szCs w:val="18"/>
+    </w:rPr>
+  </w:style>
+  <w:style w:type="character" w:customStyle="1" w:styleId="HTMLPreformattedChar">
+    <w:name w:val="HTML Preformatted Char"/>
+    <w:basedOn w:val="DefaultParagraphFont"/>
+    <w:link w:val="HTMLPreformatted"/>
+    <w:uiPriority w:val="99"/>
+    <w:semiHidden/>
+    <w:rsid w:val="003449AA"/>
+    <w:rPr>
+      <w:rFonts w:ascii="Consolas" w:hAnsi="Consolas"/>
+      <w:sz w:val="20"/>
+      <w:szCs w:val="18"/>
+    </w:rPr>
+  </w:style>
 </w:styles>
 </file>
 

--- a/downloads/BeginnerGuide/usingElements/output.docx
+++ b/downloads/BeginnerGuide/usingElements/output.docx
@@ -118,60 +118,6 @@
           <w:sz w:val="24"/>
           <w:szCs w:val="22"/>
         </w:rPr>
-        <w:t>Cell Style</w:t>
-      </w:r>
-    </w:p>
-    <w:p>
-      <w:pPr>
-        <w:rPr>
-          <w:sz w:val="24"/>
-          <w:szCs w:val="22"/>
-        </w:rPr>
-      </w:pPr>
-      <w:r>
-        <w:rPr>
-          <w:sz w:val="24"/>
-          <w:szCs w:val="22"/>
-        </w:rPr>
-        <w:t xml:space="preserve"/>
-      </w:r>
-      <w:proofErr w:type="spellStart"/>
-      <w:r>
-        <w:rPr>
-          <w:sz w:val="24"/>
-          <w:szCs w:val="22"/>
-        </w:rPr>
-        <w:t/>
-      </w:r>
-      <w:proofErr w:type="spellEnd"/>
-      <w:r>
-        <w:rPr>
-          <w:sz w:val="24"/>
-          <w:szCs w:val="22"/>
-        </w:rPr>
-        <w:t/>
-      </w:r>
-    </w:p>
-    <w:p>
-      <w:pPr>
-        <w:rPr>
-          <w:sz w:val="24"/>
-          <w:szCs w:val="22"/>
-        </w:rPr>
-      </w:pPr>
-    </w:p>
-    <w:p>
-      <w:pPr>
-        <w:rPr>
-          <w:sz w:val="24"/>
-          <w:szCs w:val="22"/>
-        </w:rPr>
-      </w:pPr>
-      <w:r>
-        <w:rPr>
-          <w:sz w:val="24"/>
-          <w:szCs w:val="22"/>
-        </w:rPr>
         <w:t>Auto Link</w:t>
       </w:r>
     </w:p>
@@ -232,39 +178,22 @@
         </w:rPr>
         <w:t xml:space="preserve"> and text combined</w:t>
       </w:r>
-      <w:proofErr w:type="spellStart"/>
-      <w:r>
-        <w:rPr>
-          <w:sz w:val="24"/>
-          <w:szCs w:val="22"/>
-        </w:rPr>
-        <w:t/>
-      </w:r>
-      <w:proofErr w:type="spellEnd"/>
-      <w:r>
-        <w:rPr>
-          <w:sz w:val="24"/>
-          <w:szCs w:val="22"/>
-        </w:rPr>
-        <w:t/>
-      </w:r>
-    </w:p>
-    <w:p>
-      <w:pPr>
-        <w:rPr>
-          <w:sz w:val="24"/>
-          <w:szCs w:val="22"/>
-        </w:rPr>
-      </w:pPr>
-    </w:p>
-    <w:p>
-      <w:pPr>
-        <w:rPr>
-          <w:sz w:val="24"/>
-          <w:szCs w:val="22"/>
-        </w:rPr>
-      </w:pPr>
-      <w:proofErr w:type="spellStart"/>
+    </w:p>
+    <w:p>
+      <w:pPr>
+        <w:rPr>
+          <w:sz w:val="24"/>
+          <w:szCs w:val="22"/>
+        </w:rPr>
+      </w:pPr>
+    </w:p>
+    <w:p>
+      <w:pPr>
+        <w:rPr>
+          <w:sz w:val="24"/>
+          <w:szCs w:val="22"/>
+        </w:rPr>
+      </w:pPr>
       <w:r>
         <w:rPr>
           <w:sz w:val="24"/>
@@ -272,7 +201,6 @@
         </w:rPr>
         <w:t>HyperLink</w:t>
       </w:r>
-      <w:proofErr w:type="spellEnd"/>
     </w:p>
     <w:p>
       <w:pPr>
@@ -293,28 +221,12 @@
           <w:rPr>
             <w:rStyle w:val="Hyperlink"/>
           </w:rPr>
-          <w:t/>
+          <w:t>Visit COP</w:t>
         </w:r>
       </w:hyperlink>
       <w:r>
         <w:t xml:space="preserve"/>
       </w:r>
-      <w:proofErr w:type="spellStart"/>
-      <w:r>
-        <w:rPr>
-          <w:sz w:val="24"/>
-          <w:szCs w:val="22"/>
-        </w:rPr>
-        <w:t/>
-      </w:r>
-      <w:proofErr w:type="spellEnd"/>
-      <w:r>
-        <w:rPr>
-          <w:sz w:val="24"/>
-          <w:szCs w:val="22"/>
-        </w:rPr>
-        <w:t/>
-      </w:r>
     </w:p>
     <w:p>
       <w:pPr>
@@ -353,21 +265,26 @@
         </w:rPr>
         <w:t xml:space="preserve"/>
       </w:r>
-      <w:proofErr w:type="spellStart"/>
-      <w:r>
-        <w:rPr>
-          <w:sz w:val="24"/>
-          <w:szCs w:val="22"/>
-        </w:rPr>
-        <w:t/>
-      </w:r>
-      <w:proofErr w:type="spellEnd"/>
-      <w:r>
-        <w:rPr>
-          <w:sz w:val="24"/>
-          <w:szCs w:val="22"/>
-        </w:rPr>
-        <w:t/>
+      <w:r>
+        <w:rPr>
+          <w:sz w:val="50"/>
+          <w:szCs w:val="50"/>
+          <w:rFonts w:ascii="Aerial" w:hAnsi="Aerial"/>
+          <w:color w:val="ff00ff"/>
+          <w:b/>
+          <w:bCs/>
+          <w:i/>
+          <w:iCs/>
+          <w:highlight w:val="darkMagenta"/>
+        </w:rPr>
+        <w:t>DemoCustomerName</w:t>
+      </w:r>
+      <w:r>
+        <w:rPr>
+          <w:sz w:val="24"/>
+          <w:szCs w:val="22"/>
+        </w:rPr>
+        <w:t xml:space="preserve"/>
       </w:r>
     </w:p>
     <w:p>
@@ -390,7 +307,6 @@
       </w:r>
     </w:p>
     <w:p>
-      <w:proofErr w:type="gramStart"/>
       <w:r>
         <w:t xml:space="preserve"/>
         <w:object w:dxaOrig="1543" w:dyaOrig="995">
@@ -420,10 +336,6 @@
         </w:object>
         <w:t xml:space="preserve"/>
       </w:r>
-      <w:proofErr w:type="gramEnd"/>
-      <w:r>
-        <w:t xml:space="preserve"/>
-      </w:r>
     </w:p>
     <w:p>
       <w:pPr>
@@ -480,33 +392,39 @@
           <w:sz w:val="32"/>
           <w:szCs w:val="32"/>
         </w:rPr>
-        <w:lastRenderedPageBreak/>
         <w:t>Border and Cell Styles</w:t>
       </w:r>
     </w:p>
     <w:tbl>
       <w:tblPr>
         <w:tblStyle w:val="TableGrid"/>
-        <w:tblW w:w="0" w:type="auto"/>
+        <w:tblW w:w="150" w:type="dxa"/>
         <w:tblLook w:val="04A0" w:firstRow="1" w:lastRow="0" w:firstColumn="1" w:lastColumn="0" w:noHBand="0" w:noVBand="1"/>
       </w:tblPr>
       <w:tblGrid>
-        <w:gridCol w:w="9350"/>
+        <w:gridCol w:w="150"/>
       </w:tblGrid>
       <w:tr>
         <w:tc>
           <w:tcPr>
-            <w:tcW w:w="9350" w:type="dxa"/>
+            <w:tcW w:w="150" w:type="dxa"/>
+            <w:shd w:val="clear" w:color="auto" w:fill="eb4034"/>
+            <w:tcBorders>
+              <w:top w:val="double" w:sz="4" w:space="4" w:color="#0000ff"/>
+              <w:bottom w:val="dotted" w:sz="4" w:space="10" w:color="00ff00"/>
+              <w:left w:val="triple" w:sz="20" w:space="10" w:color="#ffff00"/>
+              <w:right w:val="wave" w:sz="38" w:space="8" w:color="#800080"/>
+              <w:tl2br w:val="single" w:sz="18" w:space="3" w:color="#ffc0cb"/>
+              <w:tr2bl w:val="thick" w:sz="15" w:space="15" w:color="#ffa500"/>
+            </w:tcBorders>
           </w:tcPr>
           <w:p>
             <w:r>
-              <w:t xml:space="preserve"/>
+              <w:t xml:space="preserve">lets See</w:t>
             </w:r>
-            <w:proofErr w:type="spellStart"/>
             <w:r>
               <w:t/>
             </w:r>
-            <w:proofErr w:type="spellEnd"/>
             <w:r>
               <w:t/>
             </w:r>
@@ -588,22 +506,6 @@
     </w:pPr>
     <w:r>
       <w:t xml:space="preserve"/>
-    </w:r>
-    <w:proofErr w:type="spellStart"/>
-    <w:r>
-      <w:t/>
-    </w:r>
-    <w:proofErr w:type="spellEnd"/>
-    <w:r>
-      <w:t xml:space="preserve"/>
-    </w:r>
-    <w:proofErr w:type="spellStart"/>
-    <w:r>
-      <w:t/>
-    </w:r>
-    <w:proofErr w:type="spellEnd"/>
-    <w:r>
-      <w:t/>
     </w:r>
   </w:p>
   <w:p>

--- a/downloads/BeginnerGuide/usingElements/output.docx
+++ b/downloads/BeginnerGuide/usingElements/output.docx
@@ -410,12 +410,12 @@
             <w:tcW w:w="150" w:type="dxa"/>
             <w:shd w:val="clear" w:color="auto" w:fill="eb4034"/>
             <w:tcBorders>
-              <w:top w:val="double" w:sz="4" w:space="4" w:color="#0000ff"/>
-              <w:bottom w:val="dotted" w:sz="4" w:space="10" w:color="00ff00"/>
-              <w:left w:val="triple" w:sz="20" w:space="10" w:color="#ffff00"/>
-              <w:right w:val="wave" w:sz="38" w:space="8" w:color="#800080"/>
-              <w:tl2br w:val="single" w:sz="18" w:space="3" w:color="#ffc0cb"/>
-              <w:tr2bl w:val="thick" w:sz="15" w:space="15" w:color="#ffa500"/>
+              <w:top w:val="double" w:sz="10" w:space="0" w:color="red"/>
+              <w:bottom w:val="double" w:sz="10" w:space="0" w:color="red"/>
+              <w:left w:val="double" w:sz="10" w:space="0" w:color="red"/>
+              <w:right w:val="double" w:sz="10" w:space="0" w:color="red"/>
+              <w:tl2br w:val="single" w:sz="4" w:space="0" w:color="auto"/>
+              <w:tr2bl w:val="thick" w:sz="4" w:space="0" w:color="#ffa500"/>
             </w:tcBorders>
           </w:tcPr>
           <w:p>
